--- a/AI_Research_Analytics_Executive_Speaker_Notes.docx
+++ b/AI_Research_Analytics_Executive_Speaker_Notes.docx
@@ -2125,6 +2125,203 @@
         </w:tc>
       </w:tr>
     </w:tbl>
+    <w:p>
+      <w:pPr>
+        <w:pStyle w:val="Heading1"/>
+      </w:pPr>
+      <w:r>
+        <w:t>Program Leadership &amp; Team Credits</w:t>
+      </w:r>
+    </w:p>
+    <w:tbl>
+      <w:tblPr>
+        <w:tblW w:type="auto" w:w="0"/>
+        <w:jc w:val="center"/>
+        <w:tblLayout w:type="fixed"/>
+        <w:tblLook w:firstColumn="1" w:firstRow="1" w:lastColumn="0" w:lastRow="0" w:noHBand="0" w:noVBand="1" w:val="04A0"/>
+      </w:tblPr>
+      <w:tblGrid>
+        <w:gridCol w:w="9360"/>
+      </w:tblGrid>
+      <w:tr>
+        <w:tc>
+          <w:tcPr>
+            <w:tcW w:type="dxa" w:w="9360"/>
+            <w:shd w:fill="FFFBEB"/>
+            <w:tcMar>
+              <w:top w:w="140" w:type="dxa"/>
+              <w:bottom w:w="140" w:type="dxa"/>
+              <w:left w:w="200" w:type="dxa"/>
+              <w:right w:w="200" w:type="dxa"/>
+            </w:tcMar>
+            <w:tcBorders>
+              <w:top w:val="none"/>
+              <w:left w:val="single" w:sz="36" w:space="0" w:color="D97706"/>
+              <w:bottom w:val="none"/>
+              <w:right w:val="none"/>
+            </w:tcBorders>
+          </w:tcPr>
+          <w:p>
+            <w:pPr>
+              <w:spacing w:before="0" w:after="80"/>
+            </w:pPr>
+            <w:r>
+              <w:rPr>
+                <w:rFonts w:ascii="Calibri" w:hAnsi="Calibri"/>
+                <w:b/>
+                <w:color w:val="0F172A"/>
+                <w:sz w:val="22"/>
+              </w:rPr>
+              <w:t>Architectural Ideation &amp; Program Context: Shilish &amp; Shil</w:t>
+            </w:r>
+          </w:p>
+          <w:p>
+            <w:pPr>
+              <w:spacing w:before="0" w:after="0"/>
+            </w:pPr>
+            <w:r>
+              <w:rPr>
+                <w:rFonts w:ascii="Calibri" w:hAnsi="Calibri"/>
+                <w:color w:val="334155"/>
+                <w:sz w:val="21"/>
+              </w:rPr>
+              <w:t>Shilish presented the original concept and program-level code design that laid the groundwork for this AI stack. Shil helped establish and shape the program context and overall analytical framework.</w:t>
+            </w:r>
+          </w:p>
+        </w:tc>
+      </w:tr>
+    </w:tbl>
+    <w:p>
+      <w:pPr>
+        <w:spacing w:before="0" w:after="120"/>
+      </w:pPr>
+    </w:p>
+    <w:tbl>
+      <w:tblPr>
+        <w:tblW w:type="auto" w:w="0"/>
+        <w:jc w:val="center"/>
+        <w:tblLayout w:type="fixed"/>
+        <w:tblLook w:firstColumn="1" w:firstRow="1" w:lastColumn="0" w:lastRow="0" w:noHBand="0" w:noVBand="1" w:val="04A0"/>
+      </w:tblPr>
+      <w:tblGrid>
+        <w:gridCol w:w="9360"/>
+      </w:tblGrid>
+      <w:tr>
+        <w:tc>
+          <w:tcPr>
+            <w:tcW w:type="dxa" w:w="9360"/>
+            <w:shd w:fill="EFF6FF"/>
+            <w:tcMar>
+              <w:top w:w="140" w:type="dxa"/>
+              <w:bottom w:w="140" w:type="dxa"/>
+              <w:left w:w="200" w:type="dxa"/>
+              <w:right w:w="200" w:type="dxa"/>
+            </w:tcMar>
+            <w:tcBorders>
+              <w:top w:val="none"/>
+              <w:left w:val="single" w:sz="36" w:space="0" w:color="2563EB"/>
+              <w:bottom w:val="none"/>
+              <w:right w:val="none"/>
+            </w:tcBorders>
+          </w:tcPr>
+          <w:p>
+            <w:pPr>
+              <w:spacing w:before="0" w:after="80"/>
+            </w:pPr>
+            <w:r>
+              <w:rPr>
+                <w:rFonts w:ascii="Calibri" w:hAnsi="Calibri"/>
+                <w:b/>
+                <w:color w:val="0F172A"/>
+                <w:sz w:val="22"/>
+              </w:rPr>
+              <w:t>Strategic Guidance &amp; Program Oversight: Rohan</w:t>
+            </w:r>
+          </w:p>
+          <w:p>
+            <w:pPr>
+              <w:spacing w:before="0" w:after="0"/>
+            </w:pPr>
+            <w:r>
+              <w:rPr>
+                <w:rFonts w:ascii="Calibri" w:hAnsi="Calibri"/>
+                <w:color w:val="334155"/>
+                <w:sz w:val="21"/>
+              </w:rPr>
+              <w:t>Rohan provided continuous executive leadership, strategic direction, and project guidance throughout the entire initiative.</w:t>
+            </w:r>
+          </w:p>
+        </w:tc>
+      </w:tr>
+    </w:tbl>
+    <w:p>
+      <w:pPr>
+        <w:spacing w:before="0" w:after="120"/>
+      </w:pPr>
+    </w:p>
+    <w:tbl>
+      <w:tblPr>
+        <w:tblW w:type="auto" w:w="0"/>
+        <w:jc w:val="center"/>
+        <w:tblLayout w:type="fixed"/>
+        <w:tblLook w:firstColumn="1" w:firstRow="1" w:lastColumn="0" w:lastRow="0" w:noHBand="0" w:noVBand="1" w:val="04A0"/>
+      </w:tblPr>
+      <w:tblGrid>
+        <w:gridCol w:w="9360"/>
+      </w:tblGrid>
+      <w:tr>
+        <w:tc>
+          <w:tcPr>
+            <w:tcW w:type="dxa" w:w="9360"/>
+            <w:shd w:fill="EEF2FF"/>
+            <w:tcMar>
+              <w:top w:w="140" w:type="dxa"/>
+              <w:bottom w:w="140" w:type="dxa"/>
+              <w:left w:w="200" w:type="dxa"/>
+              <w:right w:w="200" w:type="dxa"/>
+            </w:tcMar>
+            <w:tcBorders>
+              <w:top w:val="none"/>
+              <w:left w:val="single" w:sz="36" w:space="0" w:color="4F46E5"/>
+              <w:bottom w:val="none"/>
+              <w:right w:val="none"/>
+            </w:tcBorders>
+          </w:tcPr>
+          <w:p>
+            <w:pPr>
+              <w:spacing w:before="0" w:after="80"/>
+            </w:pPr>
+            <w:r>
+              <w:rPr>
+                <w:rFonts w:ascii="Calibri" w:hAnsi="Calibri"/>
+                <w:b/>
+                <w:color w:val="0F172A"/>
+                <w:sz w:val="22"/>
+              </w:rPr>
+              <w:t>Development &amp; Lead Engineering: Ashish</w:t>
+            </w:r>
+          </w:p>
+          <w:p>
+            <w:pPr>
+              <w:spacing w:before="0" w:after="0"/>
+            </w:pPr>
+            <w:r>
+              <w:rPr>
+                <w:rFonts w:ascii="Calibri" w:hAnsi="Calibri"/>
+                <w:color w:val="334155"/>
+                <w:sz w:val="21"/>
+              </w:rPr>
+              <w:t>Ashish served as the lead developer and engineer, responsible for end-to-end implementation, model orchestration, interactive dashboard development, and cloud deployment.</w:t>
+            </w:r>
+          </w:p>
+        </w:tc>
+      </w:tr>
+    </w:tbl>
+    <w:p>
+      <w:pPr>
+        <w:spacing w:before="0" w:after="120"/>
+      </w:pPr>
+    </w:p>
     <w:sectPr>
       <w:pgSz w:w="12240" w:h="15840"/>
       <w:pgMar w:top="1440" w:right="1440" w:bottom="1440" w:left="1440" w:header="720" w:footer="720" w:gutter="0"/>

--- a/AI_Research_Analytics_Executive_Speaker_Notes.docx
+++ b/AI_Research_Analytics_Executive_Speaker_Notes.docx
@@ -2075,6 +2075,144 @@
                 <w:color w:val="1E293B"/>
                 <w:sz w:val="19"/>
               </w:rPr>
+              <w:t>Lifted Analytics Dashboard</w:t>
+            </w:r>
+          </w:p>
+        </w:tc>
+        <w:tc>
+          <w:tcPr>
+            <w:tcW w:type="dxa" w:w="4608"/>
+            <w:shd w:fill="FFFFFF"/>
+            <w:tcMar>
+              <w:top w:w="80" w:type="dxa"/>
+              <w:bottom w:w="80" w:type="dxa"/>
+              <w:left w:w="100" w:type="dxa"/>
+              <w:right w:w="100" w:type="dxa"/>
+            </w:tcMar>
+          </w:tcPr>
+          <w:p>
+            <w:r>
+              <w:rPr>
+                <w:rFonts w:ascii="Calibri" w:hAnsi="Calibri"/>
+                <w:color w:val="1E293B"/>
+                <w:sz w:val="19"/>
+              </w:rPr>
+              <w:t>https://ashishghanghoriya1-png.github.io/lifted-analytics-dashboard/</w:t>
+            </w:r>
+          </w:p>
+        </w:tc>
+        <w:tc>
+          <w:tcPr>
+            <w:tcW w:type="dxa" w:w="2160"/>
+            <w:shd w:fill="FFFFFF"/>
+            <w:tcMar>
+              <w:top w:w="80" w:type="dxa"/>
+              <w:bottom w:w="80" w:type="dxa"/>
+              <w:left w:w="100" w:type="dxa"/>
+              <w:right w:w="100" w:type="dxa"/>
+            </w:tcMar>
+          </w:tcPr>
+          <w:p>
+            <w:r>
+              <w:rPr>
+                <w:rFonts w:ascii="Calibri" w:hAnsi="Calibri"/>
+                <w:color w:val="1E293B"/>
+                <w:sz w:val="19"/>
+              </w:rPr>
+              <w:t>Live GitHub Web App</w:t>
+            </w:r>
+          </w:p>
+        </w:tc>
+      </w:tr>
+      <w:tr>
+        <w:tc>
+          <w:tcPr>
+            <w:tcW w:type="dxa" w:w="2592"/>
+            <w:shd w:fill="F8FAFC"/>
+            <w:tcMar>
+              <w:top w:w="80" w:type="dxa"/>
+              <w:bottom w:w="80" w:type="dxa"/>
+              <w:left w:w="100" w:type="dxa"/>
+              <w:right w:w="100" w:type="dxa"/>
+            </w:tcMar>
+          </w:tcPr>
+          <w:p>
+            <w:r>
+              <w:rPr>
+                <w:rFonts w:ascii="Calibri" w:hAnsi="Calibri"/>
+                <w:b/>
+                <w:color w:val="1E293B"/>
+                <w:sz w:val="19"/>
+              </w:rPr>
+              <w:t>MP Shaikshik Samwaad</w:t>
+            </w:r>
+          </w:p>
+        </w:tc>
+        <w:tc>
+          <w:tcPr>
+            <w:tcW w:type="dxa" w:w="4608"/>
+            <w:shd w:fill="F8FAFC"/>
+            <w:tcMar>
+              <w:top w:w="80" w:type="dxa"/>
+              <w:bottom w:w="80" w:type="dxa"/>
+              <w:left w:w="100" w:type="dxa"/>
+              <w:right w:w="100" w:type="dxa"/>
+            </w:tcMar>
+          </w:tcPr>
+          <w:p>
+            <w:r>
+              <w:rPr>
+                <w:rFonts w:ascii="Calibri" w:hAnsi="Calibri"/>
+                <w:color w:val="1E293B"/>
+                <w:sz w:val="19"/>
+              </w:rPr>
+              <w:t>https://ashishghanghoriya1-png.github.io/MP-Shaikshik-Samwaad/</w:t>
+            </w:r>
+          </w:p>
+        </w:tc>
+        <w:tc>
+          <w:tcPr>
+            <w:tcW w:type="dxa" w:w="2160"/>
+            <w:shd w:fill="F8FAFC"/>
+            <w:tcMar>
+              <w:top w:w="80" w:type="dxa"/>
+              <w:bottom w:w="80" w:type="dxa"/>
+              <w:left w:w="100" w:type="dxa"/>
+              <w:right w:w="100" w:type="dxa"/>
+            </w:tcMar>
+          </w:tcPr>
+          <w:p>
+            <w:r>
+              <w:rPr>
+                <w:rFonts w:ascii="Calibri" w:hAnsi="Calibri"/>
+                <w:color w:val="1E293B"/>
+                <w:sz w:val="19"/>
+              </w:rPr>
+              <w:t>Live GitHub Web App</w:t>
+            </w:r>
+          </w:p>
+        </w:tc>
+      </w:tr>
+      <w:tr>
+        <w:tc>
+          <w:tcPr>
+            <w:tcW w:type="dxa" w:w="2592"/>
+            <w:shd w:fill="FFFFFF"/>
+            <w:tcMar>
+              <w:top w:w="80" w:type="dxa"/>
+              <w:bottom w:w="80" w:type="dxa"/>
+              <w:left w:w="100" w:type="dxa"/>
+              <w:right w:w="100" w:type="dxa"/>
+            </w:tcMar>
+          </w:tcPr>
+          <w:p>
+            <w:r>
+              <w:rPr>
+                <w:rFonts w:ascii="Calibri" w:hAnsi="Calibri"/>
+                <w:b/>
+                <w:color w:val="1E293B"/>
+                <w:sz w:val="19"/>
+              </w:rPr>
               <w:t>Official TabFM Report PDF</w:t>
             </w:r>
           </w:p>
@@ -2172,7 +2310,7 @@
                 <w:color w:val="0F172A"/>
                 <w:sz w:val="22"/>
               </w:rPr>
-              <w:t>Architectural Ideation &amp; Program Context: Shilish &amp; Shil</w:t>
+              <w:t>Architectural Ideation &amp; Program Context: Shirish &amp; Shil</w:t>
             </w:r>
           </w:p>
           <w:p>
@@ -2185,7 +2323,7 @@
                 <w:color w:val="334155"/>
                 <w:sz w:val="21"/>
               </w:rPr>
-              <w:t>Shilish presented the original concept and program-level code design that laid the groundwork for this AI stack. Shil helped establish and shape the program context and overall analytical framework.</w:t>
+              <w:t>Shirish presented the original concept and program-level code design that laid the groundwork for this AI stack. Shil helped establish and shape the program context and overall analytical framework.</w:t>
             </w:r>
           </w:p>
         </w:tc>

--- a/AI_Research_Analytics_Executive_Speaker_Notes.docx
+++ b/AI_Research_Analytics_Executive_Speaker_Notes.docx
@@ -2436,7 +2436,7 @@
                 <w:color w:val="0F172A"/>
                 <w:sz w:val="22"/>
               </w:rPr>
-              <w:t>Development &amp; Lead Engineering: Ashish</w:t>
+              <w:t>Development &amp; Engineering: Ashish</w:t>
             </w:r>
           </w:p>
           <w:p>
@@ -2449,7 +2449,7 @@
                 <w:color w:val="334155"/>
                 <w:sz w:val="21"/>
               </w:rPr>
-              <w:t>Ashish served as the lead developer and engineer, responsible for end-to-end implementation, model orchestration, interactive dashboard development, and cloud deployment.</w:t>
+              <w:t>Ashish served as the developer and engineer, responsible for end-to-end implementation, model orchestration, interactive dashboard development, and cloud deployment.</w:t>
             </w:r>
           </w:p>
         </w:tc>
@@ -2459,6 +2459,21 @@
       <w:pPr>
         <w:spacing w:before="0" w:after="120"/>
       </w:pPr>
+    </w:p>
+    <w:p>
+      <w:pPr>
+        <w:spacing w:before="400"/>
+        <w:jc w:val="right"/>
+      </w:pPr>
+      <w:r>
+        <w:rPr>
+          <w:rFonts w:ascii="Calibri" w:hAnsi="Calibri"/>
+          <w:i/>
+          <w:color w:val="64748B"/>
+          <w:sz w:val="19"/>
+        </w:rPr>
+        <w:t>Prepared by Ashish</w:t>
+      </w:r>
     </w:p>
     <w:sectPr>
       <w:pgSz w:w="12240" w:h="15840"/>
